--- a/Signals/html_Lectures/notes/Lecture 06 Notes.docx
+++ b/Signals/html_Lectures/notes/Lecture 06 Notes.docx
@@ -216,7 +216,97 @@
           <w:sz w:val="22"/>
           <w:szCs w:val="22"/>
         </w:rPr>
-        <w:t xml:space="preserve">f_s = 24 frames/s, wheel 23.33 rev/s: 23.33/24 · 360° = 350° ≡ −10° per frame; apparent −240°/s = −0.667 rev/s (backwards). Same as Ω = 1.9444π ≡ −0.0556π.</w:t>
+        <w:t xml:space="preserve">Setup: film shows f_s = 24 frames per second. A spoked wheel turns f = 70/3 = 23.33 revolutions per second. One revolution = 360°.</w:t>
+      </w:r>
+    </w:p>
+    <w:p>
+      <w:pPr>
+        <w:pStyle w:val="ListParagraph"/>
+        <w:numPr>
+          <w:ilvl w:val="0"/>
+          <w:numId w:val="2"/>
+        </w:numPr>
+        <w:spacing w:after="80"/>
+      </w:pPr>
+      <w:r>
+        <w:rPr>
+          <w:rFonts w:ascii="Calibri" w:cs="Calibri" w:eastAsia="Calibri" w:hAnsi="Calibri"/>
+          <w:sz w:val="22"/>
+          <w:szCs w:val="22"/>
+        </w:rPr>
+        <w:t xml:space="preserve">Step 1 — turn between two frames: the wheel makes f/f_s = 23.33/24 = 0.9722 of a revolution, i.e. 0.9722 × 360° = 350° per frame.</w:t>
+      </w:r>
+    </w:p>
+    <w:p>
+      <w:pPr>
+        <w:pStyle w:val="ListParagraph"/>
+        <w:numPr>
+          <w:ilvl w:val="0"/>
+          <w:numId w:val="2"/>
+        </w:numPr>
+        <w:spacing w:after="80"/>
+      </w:pPr>
+      <w:r>
+        <w:rPr>
+          <w:rFonts w:ascii="Calibri" w:cs="Calibri" w:eastAsia="Calibri" w:hAnsi="Calibri"/>
+          <w:sz w:val="22"/>
+          <w:szCs w:val="22"/>
+        </w:rPr>
+        <w:t xml:space="preserve">Step 2 — the eye cannot tell 350° from 350° − 360° = −10° (a whole turn looks like no turn): the wheel seems to move −10° per frame. ≡ means 'same angle up to whole turns', so 350° ≡ −10°.</w:t>
+      </w:r>
+    </w:p>
+    <w:p>
+      <w:pPr>
+        <w:pStyle w:val="ListParagraph"/>
+        <w:numPr>
+          <w:ilvl w:val="0"/>
+          <w:numId w:val="2"/>
+        </w:numPr>
+        <w:spacing w:after="80"/>
+      </w:pPr>
+      <w:r>
+        <w:rPr>
+          <w:rFonts w:ascii="Calibri" w:cs="Calibri" w:eastAsia="Calibri" w:hAnsi="Calibri"/>
+          <w:sz w:val="22"/>
+          <w:szCs w:val="22"/>
+        </w:rPr>
+        <w:t xml:space="preserve">Step 3 — apparent speed: −10°/frame × 24 frames/s = −240°/s = −240/360 = −0.667 rev/s. The wheel seems to creep BACKWARDS at 0.667 rev/s although it spins 23.33 rev/s forwards.</w:t>
+      </w:r>
+    </w:p>
+    <w:p>
+      <w:pPr>
+        <w:pStyle w:val="ListParagraph"/>
+        <w:numPr>
+          <w:ilvl w:val="0"/>
+          <w:numId w:val="2"/>
+        </w:numPr>
+        <w:spacing w:after="80"/>
+      </w:pPr>
+      <w:r>
+        <w:rPr>
+          <w:rFonts w:ascii="Calibri" w:cs="Calibri" w:eastAsia="Calibri" w:hAnsi="Calibri"/>
+          <w:sz w:val="22"/>
+          <w:szCs w:val="22"/>
+        </w:rPr>
+        <w:t xml:space="preserve">Same thing in our notation: Ω = 2π f/f_s = 2π(23.33/24) = 1.9444π rad/sample; 1.9444π − 2π = −0.0556π rad = −10° ✓ (−0.0556 × 180° = −10°).</w:t>
+      </w:r>
+    </w:p>
+    <w:p>
+      <w:pPr>
+        <w:pStyle w:val="ListParagraph"/>
+        <w:numPr>
+          <w:ilvl w:val="0"/>
+          <w:numId w:val="2"/>
+        </w:numPr>
+        <w:spacing w:after="80"/>
+      </w:pPr>
+      <w:r>
+        <w:rPr>
+          <w:rFonts w:ascii="Calibri" w:cs="Calibri" w:eastAsia="Calibri" w:hAnsi="Calibri"/>
+          <w:sz w:val="22"/>
+          <w:szCs w:val="22"/>
+        </w:rPr>
+        <w:t xml:space="preserve">Two different true speeds (23.33 forwards, −0.667 apparent) give the same frames: that is aliasing.</w:t>
       </w:r>
     </w:p>
     <w:p>
@@ -264,7 +354,97 @@
           <w:sz w:val="22"/>
           <w:szCs w:val="22"/>
         </w:rPr>
-        <w:t xml:space="preserve">Samples coincide iff Ω′ = ±Ω + 2kπ, i.e. f′ = ±f + kf_s. Check both families.</w:t>
+        <w:t xml:space="preserve">Goal: decide when two CT frequencies f and f′ give the same samples. Symbols: f, f′ in Hz; f_s = sampling rate in Hz; k = any integer (…, −1, 0, 1, 2, …); Ω = 2πf/f_s in rad/sample.</w:t>
+      </w:r>
+    </w:p>
+    <w:p>
+      <w:pPr>
+        <w:pStyle w:val="ListParagraph"/>
+        <w:numPr>
+          <w:ilvl w:val="0"/>
+          <w:numId w:val="2"/>
+        </w:numPr>
+        <w:spacing w:after="80"/>
+      </w:pPr>
+      <w:r>
+        <w:rPr>
+          <w:rFonts w:ascii="Calibri" w:cs="Calibri" w:eastAsia="Calibri" w:hAnsi="Calibri"/>
+          <w:sz w:val="22"/>
+          <w:szCs w:val="22"/>
+        </w:rPr>
+        <w:t xml:space="preserve">Step 1 — DT frequencies: Ω = 2πf/f_s and Ω′ = 2πf′/f_s.</w:t>
+      </w:r>
+    </w:p>
+    <w:p>
+      <w:pPr>
+        <w:pStyle w:val="ListParagraph"/>
+        <w:numPr>
+          <w:ilvl w:val="0"/>
+          <w:numId w:val="2"/>
+        </w:numPr>
+        <w:spacing w:after="80"/>
+      </w:pPr>
+      <w:r>
+        <w:rPr>
+          <w:rFonts w:ascii="Calibri" w:cs="Calibri" w:eastAsia="Calibri" w:hAnsi="Calibri"/>
+          <w:sz w:val="22"/>
+          <w:szCs w:val="22"/>
+        </w:rPr>
+        <w:t xml:space="preserve">Step 2 — the samples coincide when Ω′ = ±Ω + 2kπ (Lecture 4: whole turns, and cos even with a phase flip for the − sign).</w:t>
+      </w:r>
+    </w:p>
+    <w:p>
+      <w:pPr>
+        <w:pStyle w:val="ListParagraph"/>
+        <w:numPr>
+          <w:ilvl w:val="0"/>
+          <w:numId w:val="2"/>
+        </w:numPr>
+        <w:spacing w:after="80"/>
+      </w:pPr>
+      <w:r>
+        <w:rPr>
+          <w:rFonts w:ascii="Calibri" w:cs="Calibri" w:eastAsia="Calibri" w:hAnsi="Calibri"/>
+          <w:sz w:val="22"/>
+          <w:szCs w:val="22"/>
+        </w:rPr>
+        <w:t xml:space="preserve">Step 3 — insert: 2πf′/f_s = ±2πf/f_s + 2kπ. Multiply by f_s/(2π): f′ = ±f + kf_s.</w:t>
+      </w:r>
+    </w:p>
+    <w:p>
+      <w:pPr>
+        <w:pStyle w:val="ListParagraph"/>
+        <w:numPr>
+          <w:ilvl w:val="0"/>
+          <w:numId w:val="2"/>
+        </w:numPr>
+        <w:spacing w:after="80"/>
+      </w:pPr>
+      <w:r>
+        <w:rPr>
+          <w:rFonts w:ascii="Calibri" w:cs="Calibri" w:eastAsia="Calibri" w:hAnsi="Calibri"/>
+          <w:sz w:val="22"/>
+          <w:szCs w:val="22"/>
+        </w:rPr>
+        <w:t xml:space="preserve">Step 4 — rearranged: f′ ∓ f = kf_s, i.e. f ± f′ = kf_s (the definition on the slide). Two families: f′ = f + kf_s and f′ = −f + kf_s. Check BOTH.</w:t>
+      </w:r>
+    </w:p>
+    <w:p>
+      <w:pPr>
+        <w:pStyle w:val="ListParagraph"/>
+        <w:numPr>
+          <w:ilvl w:val="0"/>
+          <w:numId w:val="2"/>
+        </w:numPr>
+        <w:spacing w:after="80"/>
+      </w:pPr>
+      <w:r>
+        <w:rPr>
+          <w:rFonts w:ascii="Calibri" w:cs="Calibri" w:eastAsia="Calibri" w:hAnsi="Calibri"/>
+          <w:sz w:val="22"/>
+          <w:szCs w:val="22"/>
+        </w:rPr>
+        <w:t xml:space="preserve">Tiny example, f_s = 400: f = 150 and f′ = 550: f′ − f = 400 = 1·f_s ✓. f′ = 250: f′ + f = 400 = 1·f_s ✓.</w:t>
       </w:r>
     </w:p>
     <w:p>
@@ -312,25 +492,115 @@
           <w:sz w:val="22"/>
           <w:szCs w:val="22"/>
         </w:rPr>
-        <w:t xml:space="preserve">Ranges: −0.375 ≤ k ≤ 4.625 → k = 0..4; 0.375 ≤ k ≤ 5.375 → k = 1..5. Table: 150/−150(out), 550/250, 950/650, 1350/1050, 1750/1450, 2150(out)/1850.</w:t>
-      </w:r>
-    </w:p>
-    <w:p>
-      <w:pPr>
-        <w:pStyle w:val="ListParagraph"/>
-        <w:numPr>
-          <w:ilvl w:val="0"/>
-          <w:numId w:val="2"/>
-        </w:numPr>
-        <w:spacing w:after="80"/>
-      </w:pPr>
-      <w:r>
-        <w:rPr>
-          <w:rFonts w:ascii="Calibri" w:cs="Calibri" w:eastAsia="Calibri" w:hAnsi="Calibri"/>
-          <w:sz w:val="22"/>
-          <w:szCs w:val="22"/>
-        </w:rPr>
-        <w:t xml:space="preserve">Ten aliases: 150, 250, 550, 650, 950, 1050, 1350, 1450, 1750, 1850. Check 650: Ω′ = 3.25π ≡ −0.75π.</w:t>
+        <w:t xml:space="preserve">Given: f = 150 Hz, f_s = 400 samples/s. List all aliases f′ in [0, 2000] Hz.</w:t>
+      </w:r>
+    </w:p>
+    <w:p>
+      <w:pPr>
+        <w:pStyle w:val="ListParagraph"/>
+        <w:numPr>
+          <w:ilvl w:val="0"/>
+          <w:numId w:val="2"/>
+        </w:numPr>
+        <w:spacing w:after="80"/>
+      </w:pPr>
+      <w:r>
+        <w:rPr>
+          <w:rFonts w:ascii="Calibri" w:cs="Calibri" w:eastAsia="Calibri" w:hAnsi="Calibri"/>
+          <w:sz w:val="22"/>
+          <w:szCs w:val="22"/>
+        </w:rPr>
+        <w:t xml:space="preserve">Step 1 — families: f′ = 150 + 400k and f′ = −150 + 400k, k an integer.</w:t>
+      </w:r>
+    </w:p>
+    <w:p>
+      <w:pPr>
+        <w:pStyle w:val="ListParagraph"/>
+        <w:numPr>
+          <w:ilvl w:val="0"/>
+          <w:numId w:val="2"/>
+        </w:numPr>
+        <w:spacing w:after="80"/>
+      </w:pPr>
+      <w:r>
+        <w:rPr>
+          <w:rFonts w:ascii="Calibri" w:cs="Calibri" w:eastAsia="Calibri" w:hAnsi="Calibri"/>
+          <w:sz w:val="22"/>
+          <w:szCs w:val="22"/>
+        </w:rPr>
+        <w:t xml:space="preserve">Step 2 — range of k, first family: 0 ≤ 150 + 400k ≤ 2000. Subtract 150: −150 ≤ 400k ≤ 1850. Divide by 400: −0.375 ≤ k ≤ 4.625. Integers k = 0, 1, 2, 3, 4.</w:t>
+      </w:r>
+    </w:p>
+    <w:p>
+      <w:pPr>
+        <w:pStyle w:val="ListParagraph"/>
+        <w:numPr>
+          <w:ilvl w:val="0"/>
+          <w:numId w:val="2"/>
+        </w:numPr>
+        <w:spacing w:after="80"/>
+      </w:pPr>
+      <w:r>
+        <w:rPr>
+          <w:rFonts w:ascii="Calibri" w:cs="Calibri" w:eastAsia="Calibri" w:hAnsi="Calibri"/>
+          <w:sz w:val="22"/>
+          <w:szCs w:val="22"/>
+        </w:rPr>
+        <w:t xml:space="preserve">Step 2 — second family: 0 ≤ −150 + 400k ≤ 2000. Add 150: 150 ≤ 400k ≤ 2150. Divide by 400: 0.375 ≤ k ≤ 5.375. Integers k = 1, 2, 3, 4, 5.</w:t>
+      </w:r>
+    </w:p>
+    <w:p>
+      <w:pPr>
+        <w:pStyle w:val="ListParagraph"/>
+        <w:numPr>
+          <w:ilvl w:val="0"/>
+          <w:numId w:val="2"/>
+        </w:numPr>
+        <w:spacing w:after="80"/>
+      </w:pPr>
+      <w:r>
+        <w:rPr>
+          <w:rFonts w:ascii="Calibri" w:cs="Calibri" w:eastAsia="Calibri" w:hAnsi="Calibri"/>
+          <w:sz w:val="22"/>
+          <w:szCs w:val="22"/>
+        </w:rPr>
+        <w:t xml:space="preserve">Step 3 — table: k = 0: 150, (−150 out). k = 1: 550, 250. k = 2: 950, 650. k = 3: 1350, 1050. k = 4: 1750, 1450. k = 5: (2150 out), 1850.</w:t>
+      </w:r>
+    </w:p>
+    <w:p>
+      <w:pPr>
+        <w:pStyle w:val="ListParagraph"/>
+        <w:numPr>
+          <w:ilvl w:val="0"/>
+          <w:numId w:val="2"/>
+        </w:numPr>
+        <w:spacing w:after="80"/>
+      </w:pPr>
+      <w:r>
+        <w:rPr>
+          <w:rFonts w:ascii="Calibri" w:cs="Calibri" w:eastAsia="Calibri" w:hAnsi="Calibri"/>
+          <w:sz w:val="22"/>
+          <w:szCs w:val="22"/>
+        </w:rPr>
+        <w:t xml:space="preserve">Result in order: 150, 250, 550, 650, 950, 1050, 1350, 1450, 1750, 1850 Hz (10 aliases: 5 + 5).</w:t>
+      </w:r>
+    </w:p>
+    <w:p>
+      <w:pPr>
+        <w:pStyle w:val="ListParagraph"/>
+        <w:numPr>
+          <w:ilvl w:val="0"/>
+          <w:numId w:val="2"/>
+        </w:numPr>
+        <w:spacing w:after="80"/>
+      </w:pPr>
+      <w:r>
+        <w:rPr>
+          <w:rFonts w:ascii="Calibri" w:cs="Calibri" w:eastAsia="Calibri" w:hAnsi="Calibri"/>
+          <w:sz w:val="22"/>
+          <w:szCs w:val="22"/>
+        </w:rPr>
+        <w:t xml:space="preserve">Check 650: Ω′ = 2π(650/400) = 3.25π; subtract 4π: −0.75π. And Ω = 2π(150/400) = 0.75π. Same |Ω| with opposite sign ✓ (the − family, phase flips).</w:t>
       </w:r>
     </w:p>
     <w:p>
@@ -378,7 +648,97 @@
           <w:sz w:val="22"/>
           <w:szCs w:val="22"/>
         </w:rPr>
-        <w:t xml:space="preserve">Ranges k = 0..6 and 1..7. Fourteen aliases: 130, 150, 410, 430, 690, 710, 970, 990, 1250, 1270, 1530, 1550, 1810, 1830. Common Ω = 15π/14 ≡ −13π/14.</w:t>
+        <w:t xml:space="preserve">Same tone, f_s = 280 samples/s. Step 1 — families: f′ = 150 + 280k and f′ = −150 + 280k.</w:t>
+      </w:r>
+    </w:p>
+    <w:p>
+      <w:pPr>
+        <w:pStyle w:val="ListParagraph"/>
+        <w:numPr>
+          <w:ilvl w:val="0"/>
+          <w:numId w:val="2"/>
+        </w:numPr>
+        <w:spacing w:after="80"/>
+      </w:pPr>
+      <w:r>
+        <w:rPr>
+          <w:rFonts w:ascii="Calibri" w:cs="Calibri" w:eastAsia="Calibri" w:hAnsi="Calibri"/>
+          <w:sz w:val="22"/>
+          <w:szCs w:val="22"/>
+        </w:rPr>
+        <w:t xml:space="preserve">Step 2 — first family: 0 ≤ 150 + 280k ≤ 2000 ⇒ −150/280 ≤ k ≤ 1850/280 ⇒ −0.54 ≤ k ≤ 6.61 ⇒ k = 0…6 (7 values).</w:t>
+      </w:r>
+    </w:p>
+    <w:p>
+      <w:pPr>
+        <w:pStyle w:val="ListParagraph"/>
+        <w:numPr>
+          <w:ilvl w:val="0"/>
+          <w:numId w:val="2"/>
+        </w:numPr>
+        <w:spacing w:after="80"/>
+      </w:pPr>
+      <w:r>
+        <w:rPr>
+          <w:rFonts w:ascii="Calibri" w:cs="Calibri" w:eastAsia="Calibri" w:hAnsi="Calibri"/>
+          <w:sz w:val="22"/>
+          <w:szCs w:val="22"/>
+        </w:rPr>
+        <w:t xml:space="preserve">Step 2 — second family: 0 ≤ −150 + 280k ≤ 2000 ⇒ 150/280 ≤ k ≤ 2150/280 ⇒ 0.54 ≤ k ≤ 7.68 ⇒ k = 1…7 (7 values).</w:t>
+      </w:r>
+    </w:p>
+    <w:p>
+      <w:pPr>
+        <w:pStyle w:val="ListParagraph"/>
+        <w:numPr>
+          <w:ilvl w:val="0"/>
+          <w:numId w:val="2"/>
+        </w:numPr>
+        <w:spacing w:after="80"/>
+      </w:pPr>
+      <w:r>
+        <w:rPr>
+          <w:rFonts w:ascii="Calibri" w:cs="Calibri" w:eastAsia="Calibri" w:hAnsi="Calibri"/>
+          <w:sz w:val="22"/>
+          <w:szCs w:val="22"/>
+        </w:rPr>
+        <w:t xml:space="preserve">Common Ω: 2π(150/280) = 15π/14 = 1.0714π, which is above π; 15π/14 − 2π = −13π/14 (−0.9286π).</w:t>
+      </w:r>
+    </w:p>
+    <w:p>
+      <w:pPr>
+        <w:pStyle w:val="ListParagraph"/>
+        <w:numPr>
+          <w:ilvl w:val="0"/>
+          <w:numId w:val="2"/>
+        </w:numPr>
+        <w:spacing w:after="80"/>
+      </w:pPr>
+      <w:r>
+        <w:rPr>
+          <w:rFonts w:ascii="Calibri" w:cs="Calibri" w:eastAsia="Calibri" w:hAnsi="Calibri"/>
+          <w:sz w:val="22"/>
+          <w:szCs w:val="22"/>
+        </w:rPr>
+        <w:t xml:space="preserve">Step 3 — table: first family 150, 430, 710, 990, 1270, 1550, 1830 (k = 0…6; k = 7 would be 2110, out). Second family 130, 410, 690, 970, 1250, 1530, 1810 (k = 1…7; k = 0 would be −150, out).</w:t>
+      </w:r>
+    </w:p>
+    <w:p>
+      <w:pPr>
+        <w:pStyle w:val="ListParagraph"/>
+        <w:numPr>
+          <w:ilvl w:val="0"/>
+          <w:numId w:val="2"/>
+        </w:numPr>
+        <w:spacing w:after="80"/>
+      </w:pPr>
+      <w:r>
+        <w:rPr>
+          <w:rFonts w:ascii="Calibri" w:cs="Calibri" w:eastAsia="Calibri" w:hAnsi="Calibri"/>
+          <w:sz w:val="22"/>
+          <w:szCs w:val="22"/>
+        </w:rPr>
+        <w:t xml:space="preserve">Result sorted (14 aliases): 130, 150, 410, 430, 690, 710, 970, 990, 1250, 1270, 1530, 1550, 1810, 1830 Hz.</w:t>
       </w:r>
     </w:p>
     <w:p>
@@ -426,35 +786,79 @@
           <w:sz w:val="22"/>
           <w:szCs w:val="22"/>
         </w:rPr>
-        <w:t xml:space="preserve">FIGURE (notebook). Pairs ±150 around multiples of f_s; pair width 300 Hz at both rates, but multiples of 280 are closer, so more aliases (14 vs 10) and neighbouring pairs nearly touch (410/430, 690/710).</w:t>
-      </w:r>
-    </w:p>
-    <w:p>
-      <w:pPr>
-        <w:pBdr>
-          <w:left w:val="single" w:color="7A1A1A" w:sz="18" w:space="8"/>
-        </w:pBdr>
-        <w:spacing w:after="140" w:before="100"/>
-        <w:ind w:left="360"/>
-      </w:pPr>
-      <w:r>
-        <w:rPr>
-          <w:rFonts w:ascii="Calibri" w:cs="Calibri" w:eastAsia="Calibri" w:hAnsi="Calibri"/>
-          <w:b/>
-          <w:bCs/>
-          <w:color w:val="7A1A1A"/>
-          <w:sz w:val="22"/>
-          <w:szCs w:val="22"/>
-        </w:rPr>
-        <w:t xml:space="preserve">Fixed: </w:t>
-      </w:r>
-      <w:r>
-        <w:rPr>
-          <w:rFonts w:ascii="Calibri" w:cs="Calibri" w:eastAsia="Calibri" w:hAnsi="Calibri"/>
-          <w:sz w:val="22"/>
-          <w:szCs w:val="22"/>
-        </w:rPr>
-        <w:t xml:space="preserve">The earlier caption wrongly said the pairs are closer together at 280 Hz; the pair width is the same.</w:t>
+        <w:t xml:space="preserve">FIGURE: blue = the 150 Hz tone; red dashed lines = its aliases in [0, 2000] Hz.</w:t>
+      </w:r>
+    </w:p>
+    <w:p>
+      <w:pPr>
+        <w:pStyle w:val="ListParagraph"/>
+        <w:numPr>
+          <w:ilvl w:val="0"/>
+          <w:numId w:val="2"/>
+        </w:numPr>
+        <w:spacing w:after="80"/>
+      </w:pPr>
+      <w:r>
+        <w:rPr>
+          <w:rFonts w:ascii="Calibri" w:cs="Calibri" w:eastAsia="Calibri" w:hAnsi="Calibri"/>
+          <w:sz w:val="22"/>
+          <w:szCs w:val="22"/>
+        </w:rPr>
+        <w:t xml:space="preserve">Reading at f_s = 400: pairs sit at ±150 around each multiple of 400, i.e. 400k ± 150: 250 &amp; 550 (k = 1), 650 &amp; 950 (k = 2), 1050 &amp; 1350 (k = 3), 1450 &amp; 1750 (k = 4), plus 150 (k = 0, only the + member in range) and 1850 (k = 5, only the − member): 10 aliases.</w:t>
+      </w:r>
+    </w:p>
+    <w:p>
+      <w:pPr>
+        <w:pStyle w:val="ListParagraph"/>
+        <w:numPr>
+          <w:ilvl w:val="0"/>
+          <w:numId w:val="2"/>
+        </w:numPr>
+        <w:spacing w:after="80"/>
+      </w:pPr>
+      <w:r>
+        <w:rPr>
+          <w:rFonts w:ascii="Calibri" w:cs="Calibri" w:eastAsia="Calibri" w:hAnsi="Calibri"/>
+          <w:sz w:val="22"/>
+          <w:szCs w:val="22"/>
+        </w:rPr>
+        <w:t xml:space="preserve">Reading at f_s = 280: pairs at 280k ± 150: 130 &amp; 430, 410 &amp; 710, 690 &amp; 990, 970 &amp; 1270, 1250 &amp; 1550, 1530 &amp; 1830, plus 150 and 1810: 14 aliases.</w:t>
+      </w:r>
+    </w:p>
+    <w:p>
+      <w:pPr>
+        <w:pStyle w:val="ListParagraph"/>
+        <w:numPr>
+          <w:ilvl w:val="0"/>
+          <w:numId w:val="2"/>
+        </w:numPr>
+        <w:spacing w:after="80"/>
+      </w:pPr>
+      <w:r>
+        <w:rPr>
+          <w:rFonts w:ascii="Calibri" w:cs="Calibri" w:eastAsia="Calibri" w:hAnsi="Calibri"/>
+          <w:sz w:val="22"/>
+          <w:szCs w:val="22"/>
+        </w:rPr>
+        <w:t xml:space="preserve">Pair width: the two members of a pair are 2 × 150 = 300 Hz apart in both cases. At 280 the multiples are only 280 apart, so neighbouring pairs nearly touch: 410 and 430 are 20 Hz apart, 690 and 710 are 20 Hz apart.</w:t>
+      </w:r>
+    </w:p>
+    <w:p>
+      <w:pPr>
+        <w:pStyle w:val="ListParagraph"/>
+        <w:numPr>
+          <w:ilvl w:val="0"/>
+          <w:numId w:val="2"/>
+        </w:numPr>
+        <w:spacing w:after="80"/>
+      </w:pPr>
+      <w:r>
+        <w:rPr>
+          <w:rFonts w:ascii="Calibri" w:cs="Calibri" w:eastAsia="Calibri" w:hAnsi="Calibri"/>
+          <w:sz w:val="22"/>
+          <w:szCs w:val="22"/>
+        </w:rPr>
+        <w:t xml:space="preserve">Fixed: The earlier caption wrongly said the pairs are closer together at 280 Hz; the pair width is the same.</w:t>
       </w:r>
     </w:p>
     <w:p>
@@ -502,25 +906,115 @@
           <w:sz w:val="22"/>
           <w:szCs w:val="22"/>
         </w:rPr>
-        <w:t xml:space="preserve">f = kf_s + d, k = round(f/f_s), |d| ≤ f_s/2; apparent f_a = |d|. d &lt; 0 flips the phase.</w:t>
-      </w:r>
-    </w:p>
-    <w:p>
-      <w:pPr>
-        <w:pStyle w:val="ListParagraph"/>
-        <w:numPr>
-          <w:ilvl w:val="0"/>
-          <w:numId w:val="2"/>
-        </w:numPr>
-        <w:spacing w:after="80"/>
-      </w:pPr>
-      <w:r>
-        <w:rPr>
-          <w:rFonts w:ascii="Calibri" w:cs="Calibri" w:eastAsia="Calibri" w:hAnsi="Calibri"/>
-          <w:sz w:val="22"/>
-          <w:szCs w:val="22"/>
-        </w:rPr>
-        <w:t xml:space="preserve">Table at 400: 150 (k 0, d 150, no), 550 (1, 150, no), 250 (1, −150, yes), 650 (2, −150, yes), 1050 (3, −150, yes).</w:t>
+        <w:t xml:space="preserve">Goal: a quick way to find where any tone lands ('folds') after sampling. Notation: round(x) = nearest integer to x, e.g. round(1.375) = 1, round(1.625) = 2. a ≡ b means a and b differ by a whole number of full turns (2π).</w:t>
+      </w:r>
+    </w:p>
+    <w:p>
+      <w:pPr>
+        <w:pStyle w:val="ListParagraph"/>
+        <w:numPr>
+          <w:ilvl w:val="0"/>
+          <w:numId w:val="2"/>
+        </w:numPr>
+        <w:spacing w:after="80"/>
+      </w:pPr>
+      <w:r>
+        <w:rPr>
+          <w:rFonts w:ascii="Calibri" w:cs="Calibri" w:eastAsia="Calibri" w:hAnsi="Calibri"/>
+          <w:sz w:val="22"/>
+          <w:szCs w:val="22"/>
+        </w:rPr>
+        <w:t xml:space="preserve">Step 1 — split f into whole sampling rates plus a remainder: f = kf_s + d with k = round(f/f_s). Then |d| ≤ f_s/2 automatically, because k is the nearest integer.</w:t>
+      </w:r>
+    </w:p>
+    <w:p>
+      <w:pPr>
+        <w:pStyle w:val="ListParagraph"/>
+        <w:numPr>
+          <w:ilvl w:val="0"/>
+          <w:numId w:val="2"/>
+        </w:numPr>
+        <w:spacing w:after="80"/>
+      </w:pPr>
+      <w:r>
+        <w:rPr>
+          <w:rFonts w:ascii="Calibri" w:cs="Calibri" w:eastAsia="Calibri" w:hAnsi="Calibri"/>
+          <w:sz w:val="22"/>
+          <w:szCs w:val="22"/>
+        </w:rPr>
+        <w:t xml:space="preserve">Step 2 — apparent frequency f_a = |d|, which lies in [0, f_s/2].</w:t>
+      </w:r>
+    </w:p>
+    <w:p>
+      <w:pPr>
+        <w:pStyle w:val="ListParagraph"/>
+        <w:numPr>
+          <w:ilvl w:val="0"/>
+          <w:numId w:val="2"/>
+        </w:numPr>
+        <w:spacing w:after="80"/>
+      </w:pPr>
+      <w:r>
+        <w:rPr>
+          <w:rFonts w:ascii="Calibri" w:cs="Calibri" w:eastAsia="Calibri" w:hAnsi="Calibri"/>
+          <w:sz w:val="22"/>
+          <w:szCs w:val="22"/>
+        </w:rPr>
+        <w:t xml:space="preserve">Step 3 — why: Ω = 2πf/f_s = 2π(kf_s + d)/f_s = 2πk + 2πd/f_s ≡ 2πd/f_s (drop the whole turns 2πk).</w:t>
+      </w:r>
+    </w:p>
+    <w:p>
+      <w:pPr>
+        <w:pStyle w:val="ListParagraph"/>
+        <w:numPr>
+          <w:ilvl w:val="0"/>
+          <w:numId w:val="2"/>
+        </w:numPr>
+        <w:spacing w:after="80"/>
+      </w:pPr>
+      <w:r>
+        <w:rPr>
+          <w:rFonts w:ascii="Calibri" w:cs="Calibri" w:eastAsia="Calibri" w:hAnsi="Calibri"/>
+          <w:sz w:val="22"/>
+          <w:szCs w:val="22"/>
+        </w:rPr>
+        <w:t xml:space="preserve">Step 4 — the phase: if d ≥ 0 the DT frequency 2πd/f_s is already in [0, π]; phase kept. If d &lt; 0: cos((2πd/f_s)n + φ) = cos((2π|d|/f_s)n − φ) (cos is even), so the phase flips.</w:t>
+      </w:r>
+    </w:p>
+    <w:p>
+      <w:pPr>
+        <w:pStyle w:val="ListParagraph"/>
+        <w:numPr>
+          <w:ilvl w:val="0"/>
+          <w:numId w:val="2"/>
+        </w:numPr>
+        <w:spacing w:after="80"/>
+      </w:pPr>
+      <w:r>
+        <w:rPr>
+          <w:rFonts w:ascii="Calibri" w:cs="Calibri" w:eastAsia="Calibri" w:hAnsi="Calibri"/>
+          <w:sz w:val="22"/>
+          <w:szCs w:val="22"/>
+        </w:rPr>
+        <w:t xml:space="preserve">Table at f_s = 400 (f/f_s, then k, d, f_a): 150: 0.375 → k = 0, d = 150, f_a = 150, no flip. 550: 1.375 → k = 1, d = 550 − 400 = 150, f_a = 150, no flip. 250: 0.625 → k = 1, d = 250 − 400 = −150, f_a = 150, flip. 650: 1.625 → k = 2, d = 650 − 800 = −150, flip. 1050: 2.625 → k = 3, d = 1050 − 1200 = −150, flip.</w:t>
+      </w:r>
+    </w:p>
+    <w:p>
+      <w:pPr>
+        <w:pStyle w:val="ListParagraph"/>
+        <w:numPr>
+          <w:ilvl w:val="0"/>
+          <w:numId w:val="2"/>
+        </w:numPr>
+        <w:spacing w:after="80"/>
+      </w:pPr>
+      <w:r>
+        <w:rPr>
+          <w:rFonts w:ascii="Calibri" w:cs="Calibri" w:eastAsia="Calibri" w:hAnsi="Calibri"/>
+          <w:sz w:val="22"/>
+          <w:szCs w:val="22"/>
+        </w:rPr>
+        <w:t xml:space="preserve">All five land on f_a = 150 Hz: they are aliases of 150 Hz.</w:t>
       </w:r>
     </w:p>
     <w:p>
@@ -568,7 +1062,79 @@
           <w:sz w:val="22"/>
           <w:szCs w:val="22"/>
         </w:rPr>
-        <w:t xml:space="preserve">FIGURE: triangle wave of apparent vs true frequency, f_s = 400; red dots at 150, 250, 550, 650, 950, 1050, 1350, 1450 all at height 150. Rising edges keep phase, falling edges flip it; f = f_s folds to 0 (DC).</w:t>
+        <w:t xml:space="preserve">FIGURE: apparent frequency f_a plotted against true frequency f at f_s = 400 Hz; it is a triangle wave.</w:t>
+      </w:r>
+    </w:p>
+    <w:p>
+      <w:pPr>
+        <w:pStyle w:val="ListParagraph"/>
+        <w:numPr>
+          <w:ilvl w:val="0"/>
+          <w:numId w:val="2"/>
+        </w:numPr>
+        <w:spacing w:after="80"/>
+      </w:pPr>
+      <w:r>
+        <w:rPr>
+          <w:rFonts w:ascii="Calibri" w:cs="Calibri" w:eastAsia="Calibri" w:hAnsi="Calibri"/>
+          <w:sz w:val="22"/>
+          <w:szCs w:val="22"/>
+        </w:rPr>
+        <w:t xml:space="preserve">Numbers: f_a = f on [0, 200] (slope +1, f = 200 gives f_a = 200 = f_s/2); f_a = 400 − f on [200, 400] (down to 0 at f = 400); then up again to 200 at f = 600, down to 0 at 800, and so on.</w:t>
+      </w:r>
+    </w:p>
+    <w:p>
+      <w:pPr>
+        <w:pStyle w:val="ListParagraph"/>
+        <w:numPr>
+          <w:ilvl w:val="0"/>
+          <w:numId w:val="2"/>
+        </w:numPr>
+        <w:spacing w:after="80"/>
+      </w:pPr>
+      <w:r>
+        <w:rPr>
+          <w:rFonts w:ascii="Calibri" w:cs="Calibri" w:eastAsia="Calibri" w:hAnsi="Calibri"/>
+          <w:sz w:val="22"/>
+          <w:szCs w:val="22"/>
+        </w:rPr>
+        <w:t xml:space="preserve">Red dots: the aliases of 150 Hz up to 1600 Hz, 150, 250, 550, 650, 950, 1050, 1350, 1450 (eight dots), all at height 150. Example: f = 250 is on a falling edge: 400 − 250 = 150 ✓.</w:t>
+      </w:r>
+    </w:p>
+    <w:p>
+      <w:pPr>
+        <w:pStyle w:val="ListParagraph"/>
+        <w:numPr>
+          <w:ilvl w:val="0"/>
+          <w:numId w:val="2"/>
+        </w:numPr>
+        <w:spacing w:after="80"/>
+      </w:pPr>
+      <w:r>
+        <w:rPr>
+          <w:rFonts w:ascii="Calibri" w:cs="Calibri" w:eastAsia="Calibri" w:hAnsi="Calibri"/>
+          <w:sz w:val="22"/>
+          <w:szCs w:val="22"/>
+        </w:rPr>
+        <w:t xml:space="preserve">Rising edges: d &gt; 0, phase kept. Falling edges: d &lt; 0, phase flipped.</w:t>
+      </w:r>
+    </w:p>
+    <w:p>
+      <w:pPr>
+        <w:pStyle w:val="ListParagraph"/>
+        <w:numPr>
+          <w:ilvl w:val="0"/>
+          <w:numId w:val="2"/>
+        </w:numPr>
+        <w:spacing w:after="80"/>
+      </w:pPr>
+      <w:r>
+        <w:rPr>
+          <w:rFonts w:ascii="Calibri" w:cs="Calibri" w:eastAsia="Calibri" w:hAnsi="Calibri"/>
+          <w:sz w:val="22"/>
+          <w:szCs w:val="22"/>
+        </w:rPr>
+        <w:t xml:space="preserve">A tone at exactly f = f_s (400, 800, …) folds to 0: it looks like DC (every sample is on the same phase).</w:t>
       </w:r>
     </w:p>
     <w:p>
@@ -616,7 +1182,25 @@
           <w:sz w:val="22"/>
           <w:szCs w:val="22"/>
         </w:rPr>
-        <w:t xml:space="preserve">f_s = 1000: f = 300, 700, 1250, 1700. Find k, d, f_a, flip. Which are aliases?</w:t>
+        <w:t xml:space="preserve">Task (4 min): f_s = 1000 Hz. For f = 300, 700, 1250, 1700 Hz find k = round(f/f_s), d = f − kf_s, f_a = |d| and whether the phase flips. Which tones are aliases of each other?</w:t>
+      </w:r>
+    </w:p>
+    <w:p>
+      <w:pPr>
+        <w:pStyle w:val="ListParagraph"/>
+        <w:numPr>
+          <w:ilvl w:val="0"/>
+          <w:numId w:val="2"/>
+        </w:numPr>
+        <w:spacing w:after="80"/>
+      </w:pPr>
+      <w:r>
+        <w:rPr>
+          <w:rFonts w:ascii="Calibri" w:cs="Calibri" w:eastAsia="Calibri" w:hAnsi="Calibri"/>
+          <w:sz w:val="22"/>
+          <w:szCs w:val="22"/>
+        </w:rPr>
+        <w:t xml:space="preserve">Hint: first compute f/f_s = 0.3, 0.7, 1.25, 1.7 and round.</w:t>
       </w:r>
     </w:p>
     <w:p>
@@ -664,7 +1248,97 @@
           <w:sz w:val="22"/>
           <w:szCs w:val="22"/>
         </w:rPr>
-        <w:t xml:space="preserve">300: k 0, d 300, f_a 300, no. 700: k 1, d −300, 300, yes. 1250: k 1, d 250, 250, no. 1700: k 2, d −300, 300, yes. 300, 700, 1700 are aliases (Ω = 0.6π); check 700 + 300 = 1000.</w:t>
+        <w:t xml:space="preserve">f = 300: f/f_s = 0.3 → k = 0; d = 300 − 0 = 300; f_a = 300; no flip. Ω = 2π(0.3) = 0.6π.</w:t>
+      </w:r>
+    </w:p>
+    <w:p>
+      <w:pPr>
+        <w:pStyle w:val="ListParagraph"/>
+        <w:numPr>
+          <w:ilvl w:val="0"/>
+          <w:numId w:val="2"/>
+        </w:numPr>
+        <w:spacing w:after="80"/>
+      </w:pPr>
+      <w:r>
+        <w:rPr>
+          <w:rFonts w:ascii="Calibri" w:cs="Calibri" w:eastAsia="Calibri" w:hAnsi="Calibri"/>
+          <w:sz w:val="22"/>
+          <w:szCs w:val="22"/>
+        </w:rPr>
+        <w:t xml:space="preserve">f = 700: f/f_s = 0.7 → k = 1; d = 700 − 1000 = −300; f_a = 300; flip. Ω = 1.4π ≡ −0.6π.</w:t>
+      </w:r>
+    </w:p>
+    <w:p>
+      <w:pPr>
+        <w:pStyle w:val="ListParagraph"/>
+        <w:numPr>
+          <w:ilvl w:val="0"/>
+          <w:numId w:val="2"/>
+        </w:numPr>
+        <w:spacing w:after="80"/>
+      </w:pPr>
+      <w:r>
+        <w:rPr>
+          <w:rFonts w:ascii="Calibri" w:cs="Calibri" w:eastAsia="Calibri" w:hAnsi="Calibri"/>
+          <w:sz w:val="22"/>
+          <w:szCs w:val="22"/>
+        </w:rPr>
+        <w:t xml:space="preserve">f = 1250: f/f_s = 1.25 → k = 1; d = 1250 − 1000 = 250; f_a = 250; no flip. Ω = 2.5π ≡ 0.5π.</w:t>
+      </w:r>
+    </w:p>
+    <w:p>
+      <w:pPr>
+        <w:pStyle w:val="ListParagraph"/>
+        <w:numPr>
+          <w:ilvl w:val="0"/>
+          <w:numId w:val="2"/>
+        </w:numPr>
+        <w:spacing w:after="80"/>
+      </w:pPr>
+      <w:r>
+        <w:rPr>
+          <w:rFonts w:ascii="Calibri" w:cs="Calibri" w:eastAsia="Calibri" w:hAnsi="Calibri"/>
+          <w:sz w:val="22"/>
+          <w:szCs w:val="22"/>
+        </w:rPr>
+        <w:t xml:space="preserve">f = 1700: f/f_s = 1.7 → k = 2; d = 1700 − 2000 = −300; f_a = 300; flip. Ω = 3.4π ≡ −0.6π.</w:t>
+      </w:r>
+    </w:p>
+    <w:p>
+      <w:pPr>
+        <w:pStyle w:val="ListParagraph"/>
+        <w:numPr>
+          <w:ilvl w:val="0"/>
+          <w:numId w:val="2"/>
+        </w:numPr>
+        <w:spacing w:after="80"/>
+      </w:pPr>
+      <w:r>
+        <w:rPr>
+          <w:rFonts w:ascii="Calibri" w:cs="Calibri" w:eastAsia="Calibri" w:hAnsi="Calibri"/>
+          <w:sz w:val="22"/>
+          <w:szCs w:val="22"/>
+        </w:rPr>
+        <w:t xml:space="preserve">Reading: 300, 700, 1700 fold to the same 300 Hz (Ω = 0.6π), with the phase negated for 700 and 1700. 1250 folds to 250 Hz (Ω = 0.5π), a different frequency.</w:t>
+      </w:r>
+    </w:p>
+    <w:p>
+      <w:pPr>
+        <w:pStyle w:val="ListParagraph"/>
+        <w:numPr>
+          <w:ilvl w:val="0"/>
+          <w:numId w:val="2"/>
+        </w:numPr>
+        <w:spacing w:after="80"/>
+      </w:pPr>
+      <w:r>
+        <w:rPr>
+          <w:rFonts w:ascii="Calibri" w:cs="Calibri" w:eastAsia="Calibri" w:hAnsi="Calibri"/>
+          <w:sz w:val="22"/>
+          <w:szCs w:val="22"/>
+        </w:rPr>
+        <w:t xml:space="preserve">Check with the alias rule f ± f′ = kf_s: 700 + 300 = 1000 = f_s ✓; 1700 + 300 = 2000 = 2f_s ✓; 1250 vs 300: 1250 − 300 = 950 and 1250 + 300 = 1550, neither a multiple of 1000 ✓.</w:t>
       </w:r>
     </w:p>
     <w:p>
@@ -712,7 +1386,79 @@
           <w:sz w:val="22"/>
           <w:szCs w:val="22"/>
         </w:rPr>
-        <w:t xml:space="preserve">f = 0.75π·400/2π = 150 Hz, outside [600,800]. + family: 1.125 ≤ k ≤ 1.625 no integer; − family: 1.875 ≤ k ≤ 2.375 → k = 2 → 650 Hz.</w:t>
+        <w:t xml:space="preserve">Given: x[n] = 4.2cos(0.75πn − 0.3) comes from a tone known to lie in [600, 800] Hz, sampled at f_s = 400 samples/s. Find x(t).</w:t>
+      </w:r>
+    </w:p>
+    <w:p>
+      <w:pPr>
+        <w:pStyle w:val="ListParagraph"/>
+        <w:numPr>
+          <w:ilvl w:val="0"/>
+          <w:numId w:val="2"/>
+        </w:numPr>
+        <w:spacing w:after="80"/>
+      </w:pPr>
+      <w:r>
+        <w:rPr>
+          <w:rFonts w:ascii="Calibri" w:cs="Calibri" w:eastAsia="Calibri" w:hAnsi="Calibri"/>
+          <w:sz w:val="22"/>
+          <w:szCs w:val="22"/>
+        </w:rPr>
+        <w:t xml:space="preserve">Step 1 — base frequency from Ω = 2πf/f_s: f = Ωf_s/(2π) = 0.75π(400)/(2π) = 0.75(400)/2 = 150 Hz. It is outside [600, 800], so it cannot be the answer; look for an alias.</w:t>
+      </w:r>
+    </w:p>
+    <w:p>
+      <w:pPr>
+        <w:pStyle w:val="ListParagraph"/>
+        <w:numPr>
+          <w:ilvl w:val="0"/>
+          <w:numId w:val="2"/>
+        </w:numPr>
+        <w:spacing w:after="80"/>
+      </w:pPr>
+      <w:r>
+        <w:rPr>
+          <w:rFonts w:ascii="Calibri" w:cs="Calibri" w:eastAsia="Calibri" w:hAnsi="Calibri"/>
+          <w:sz w:val="22"/>
+          <w:szCs w:val="22"/>
+        </w:rPr>
+        <w:t xml:space="preserve">Step 2 — + family: 600 ≤ 150 + 400k ≤ 800 ⇒ 450 ≤ 400k ≤ 650 ⇒ 1.125 ≤ k ≤ 1.625: no integer, no alias.</w:t>
+      </w:r>
+    </w:p>
+    <w:p>
+      <w:pPr>
+        <w:pStyle w:val="ListParagraph"/>
+        <w:numPr>
+          <w:ilvl w:val="0"/>
+          <w:numId w:val="2"/>
+        </w:numPr>
+        <w:spacing w:after="80"/>
+      </w:pPr>
+      <w:r>
+        <w:rPr>
+          <w:rFonts w:ascii="Calibri" w:cs="Calibri" w:eastAsia="Calibri" w:hAnsi="Calibri"/>
+          <w:sz w:val="22"/>
+          <w:szCs w:val="22"/>
+        </w:rPr>
+        <w:t xml:space="preserve">Step 2 — − family: 600 ≤ −150 + 400k ≤ 800 ⇒ 750 ≤ 400k ≤ 950 ⇒ 1.875 ≤ k ≤ 2.375: k = 2.</w:t>
+      </w:r>
+    </w:p>
+    <w:p>
+      <w:pPr>
+        <w:pStyle w:val="ListParagraph"/>
+        <w:numPr>
+          <w:ilvl w:val="0"/>
+          <w:numId w:val="2"/>
+        </w:numPr>
+        <w:spacing w:after="80"/>
+      </w:pPr>
+      <w:r>
+        <w:rPr>
+          <w:rFonts w:ascii="Calibri" w:cs="Calibri" w:eastAsia="Calibri" w:hAnsi="Calibri"/>
+          <w:sz w:val="22"/>
+          <w:szCs w:val="22"/>
+        </w:rPr>
+        <w:t xml:space="preserve">So f′ = −150 + 2(400) = 650 Hz. Check: 650 + 150 = 800 = 2f_s ✓.</w:t>
       </w:r>
     </w:p>
     <w:p>
@@ -760,25 +1506,97 @@
           <w:sz w:val="22"/>
           <w:szCs w:val="22"/>
         </w:rPr>
-        <w:t xml:space="preserve">650 Hz on the − branch: Ω′ = 3.25π ≡ −Ω. x[n] = cos(Ωn − 0.3) = cos(−Ωn + 0.3) = cos(Ω′n + 0.3): φ′ = +0.3. x(t) = 4.2cos(1300πt + 0.3).</w:t>
-      </w:r>
-    </w:p>
-    <w:p>
-      <w:pPr>
-        <w:pStyle w:val="ListParagraph"/>
-        <w:numPr>
-          <w:ilvl w:val="0"/>
-          <w:numId w:val="2"/>
-        </w:numPr>
-        <w:spacing w:after="80"/>
-      </w:pPr>
-      <w:r>
-        <w:rPr>
-          <w:rFonts w:ascii="Calibri" w:cs="Calibri" w:eastAsia="Calibri" w:hAnsi="Calibri"/>
-          <w:sz w:val="22"/>
-          <w:szCs w:val="22"/>
-        </w:rPr>
-        <w:t xml:space="preserve">Check n = 1: 4.2cos(2.0562) = −1.9596 from samples and 4.2cos(10.509) = −1.9596 from 650 Hz; the wrong sign gives −3.7149.</w:t>
+        <w:t xml:space="preserve">Step 3 — DT frequency of the 650 Hz tone: Ω′ = 2π(650/400) = 3.25π. Subtract 4π (two whole turns): −0.75π = −Ω.</w:t>
+      </w:r>
+    </w:p>
+    <w:p>
+      <w:pPr>
+        <w:pStyle w:val="ListParagraph"/>
+        <w:numPr>
+          <w:ilvl w:val="0"/>
+          <w:numId w:val="2"/>
+        </w:numPr>
+        <w:spacing w:after="80"/>
+      </w:pPr>
+      <w:r>
+        <w:rPr>
+          <w:rFonts w:ascii="Calibri" w:cs="Calibri" w:eastAsia="Calibri" w:hAnsi="Calibri"/>
+          <w:sz w:val="22"/>
+          <w:szCs w:val="22"/>
+        </w:rPr>
+        <w:t xml:space="preserve">Step 4 — match the samples with the − branch (phase flips): x[n] = 4.2cos(Ωn − 0.3) = 4.2cos(−Ωn + 0.3) (cos is even) = 4.2cos(Ω′n + 0.3), because Ω′ = −Ω + 4π and 4πn is a whole number of turns.</w:t>
+      </w:r>
+    </w:p>
+    <w:p>
+      <w:pPr>
+        <w:pStyle w:val="ListParagraph"/>
+        <w:numPr>
+          <w:ilvl w:val="0"/>
+          <w:numId w:val="2"/>
+        </w:numPr>
+        <w:spacing w:after="80"/>
+      </w:pPr>
+      <w:r>
+        <w:rPr>
+          <w:rFonts w:ascii="Calibri" w:cs="Calibri" w:eastAsia="Calibri" w:hAnsi="Calibri"/>
+          <w:sz w:val="22"/>
+          <w:szCs w:val="22"/>
+        </w:rPr>
+        <w:t xml:space="preserve">So the 650 Hz sinusoid needs the phase φ′ = +0.3 (not −0.3). Answer: x(t) = 4.2cos(2π·650t + 0.3) = 4.2cos(1300πt + 0.3).</w:t>
+      </w:r>
+    </w:p>
+    <w:p>
+      <w:pPr>
+        <w:pStyle w:val="ListParagraph"/>
+        <w:numPr>
+          <w:ilvl w:val="0"/>
+          <w:numId w:val="2"/>
+        </w:numPr>
+        <w:spacing w:after="80"/>
+      </w:pPr>
+      <w:r>
+        <w:rPr>
+          <w:rFonts w:ascii="Calibri" w:cs="Calibri" w:eastAsia="Calibri" w:hAnsi="Calibri"/>
+          <w:sz w:val="22"/>
+          <w:szCs w:val="22"/>
+        </w:rPr>
+        <w:t xml:space="preserve">Check n = 1. From the samples: x[1] = 4.2cos(0.75π − 0.3) = 4.2cos(2.0562) = 4.2(−0.4666) = −1.9596.</w:t>
+      </w:r>
+    </w:p>
+    <w:p>
+      <w:pPr>
+        <w:pStyle w:val="ListParagraph"/>
+        <w:numPr>
+          <w:ilvl w:val="0"/>
+          <w:numId w:val="2"/>
+        </w:numPr>
+        <w:spacing w:after="80"/>
+      </w:pPr>
+      <w:r>
+        <w:rPr>
+          <w:rFonts w:ascii="Calibri" w:cs="Calibri" w:eastAsia="Calibri" w:hAnsi="Calibri"/>
+          <w:sz w:val="22"/>
+          <w:szCs w:val="22"/>
+        </w:rPr>
+        <w:t xml:space="preserve">From the 650 Hz signal at t = 1/400 s: 1300π/400 = 3.25π = 10.2102, plus 0.3 gives 10.5102; 4.2cos(10.5102) = 4.2(−0.4666) = −1.9596 ✓.</w:t>
+      </w:r>
+    </w:p>
+    <w:p>
+      <w:pPr>
+        <w:pStyle w:val="ListParagraph"/>
+        <w:numPr>
+          <w:ilvl w:val="0"/>
+          <w:numId w:val="2"/>
+        </w:numPr>
+        <w:spacing w:after="80"/>
+      </w:pPr>
+      <w:r>
+        <w:rPr>
+          <w:rFonts w:ascii="Calibri" w:cs="Calibri" w:eastAsia="Calibri" w:hAnsi="Calibri"/>
+          <w:sz w:val="22"/>
+          <w:szCs w:val="22"/>
+        </w:rPr>
+        <w:t xml:space="preserve">With the wrong sign: 4.2cos(10.2102 − 0.3) = 4.2cos(9.9102) = 4.2(−0.8845) = −3.7149 ≠ −1.9596 ✗.</w:t>
       </w:r>
     </w:p>
     <w:p>
@@ -826,7 +1644,61 @@
           <w:sz w:val="22"/>
           <w:szCs w:val="22"/>
         </w:rPr>
-        <w:t xml:space="preserve">FIGURE: black dots are the same x[n]; the 150 Hz (top) and 650 Hz with phase +0.3 (bottom) pass through every dot (difference ≈ 1e−13). Only the prior band selects the bottom one.</w:t>
+        <w:t xml:space="preserve">FIGURE: black dots = the samples x[n] (every 1/400 s = 2.5 ms), the same in both panels.</w:t>
+      </w:r>
+    </w:p>
+    <w:p>
+      <w:pPr>
+        <w:pStyle w:val="ListParagraph"/>
+        <w:numPr>
+          <w:ilvl w:val="0"/>
+          <w:numId w:val="2"/>
+        </w:numPr>
+        <w:spacing w:after="80"/>
+      </w:pPr>
+      <w:r>
+        <w:rPr>
+          <w:rFonts w:ascii="Calibri" w:cs="Calibri" w:eastAsia="Calibri" w:hAnsi="Calibri"/>
+          <w:sz w:val="22"/>
+          <w:szCs w:val="22"/>
+        </w:rPr>
+        <w:t xml:space="preserve">Top: x(t) = 4.2cos(2π·150t − 0.3). At t = 2.5 ms (n = 1): 2π·150·0.0025 − 0.3 = 2.3562 − 0.3 = 2.0562 → −1.9596, on the dot.</w:t>
+      </w:r>
+    </w:p>
+    <w:p>
+      <w:pPr>
+        <w:pStyle w:val="ListParagraph"/>
+        <w:numPr>
+          <w:ilvl w:val="0"/>
+          <w:numId w:val="2"/>
+        </w:numPr>
+        <w:spacing w:after="80"/>
+      </w:pPr>
+      <w:r>
+        <w:rPr>
+          <w:rFonts w:ascii="Calibri" w:cs="Calibri" w:eastAsia="Calibri" w:hAnsi="Calibri"/>
+          <w:sz w:val="22"/>
+          <w:szCs w:val="22"/>
+        </w:rPr>
+        <w:t xml:space="preserve">Bottom: x(t) = 4.2cos(2π·650t + 0.3). At t = 2.5 ms: 2π·650·0.0025 + 0.3 = 10.2102 + 0.3 = 10.5102 → −1.9596, on the same dot. The curves differ between dots, but both pass through all dots (notebook difference ≈ 1e−13).</w:t>
+      </w:r>
+    </w:p>
+    <w:p>
+      <w:pPr>
+        <w:pStyle w:val="ListParagraph"/>
+        <w:numPr>
+          <w:ilvl w:val="0"/>
+          <w:numId w:val="2"/>
+        </w:numPr>
+        <w:spacing w:after="80"/>
+      </w:pPr>
+      <w:r>
+        <w:rPr>
+          <w:rFonts w:ascii="Calibri" w:cs="Calibri" w:eastAsia="Calibri" w:hAnsi="Calibri"/>
+          <w:sz w:val="22"/>
+          <w:szCs w:val="22"/>
+        </w:rPr>
+        <w:t xml:space="preserve">Point: only the prior knowledge f ∈ [600, 800] Hz selects the bottom curve.</w:t>
       </w:r>
     </w:p>
     <w:p>
@@ -874,7 +1746,79 @@
           <w:sz w:val="22"/>
           <w:szCs w:val="22"/>
         </w:rPr>
-        <w:t xml:space="preserve">If 150 Hz and 650 Hz components both fold onto Ω = 0.75π, the samples cannot tell the amplitude/phase split. Reconstruction fails.</w:t>
+        <w:t xml:space="preserve">Question: suppose the samples x[n] = 4.2cos(0.75πn − 0.3) come from TWO components, 150 Hz and 650 Hz, at f_s = 400. Is x(t) unique?</w:t>
+      </w:r>
+    </w:p>
+    <w:p>
+      <w:pPr>
+        <w:pStyle w:val="ListParagraph"/>
+        <w:numPr>
+          <w:ilvl w:val="0"/>
+          <w:numId w:val="2"/>
+        </w:numPr>
+        <w:spacing w:after="80"/>
+      </w:pPr>
+      <w:r>
+        <w:rPr>
+          <w:rFonts w:ascii="Calibri" w:cs="Calibri" w:eastAsia="Calibri" w:hAnsi="Calibri"/>
+          <w:sz w:val="22"/>
+          <w:szCs w:val="22"/>
+        </w:rPr>
+        <w:t xml:space="preserve">Step 1 — the 150 Hz part A₁cos(2π·150t + φ₁) gives samples A₁cos(0.75πn + φ₁). The 650 Hz part A₂cos(2π·650t + φ₂) gives A₂cos(3.25πn + φ₂) = A₂cos(−0.75πn + φ₂) = A₂cos(0.75πn − φ₂).</w:t>
+      </w:r>
+    </w:p>
+    <w:p>
+      <w:pPr>
+        <w:pStyle w:val="ListParagraph"/>
+        <w:numPr>
+          <w:ilvl w:val="0"/>
+          <w:numId w:val="2"/>
+        </w:numPr>
+        <w:spacing w:after="80"/>
+      </w:pPr>
+      <w:r>
+        <w:rPr>
+          <w:rFonts w:ascii="Calibri" w:cs="Calibri" w:eastAsia="Calibri" w:hAnsi="Calibri"/>
+          <w:sz w:val="22"/>
+          <w:szCs w:val="22"/>
+        </w:rPr>
+        <w:t xml:space="preserve">Step 2 — add as phasors (Lecture 4): A₁e^{jφ₁} + A₂e^{−jφ₂} must equal 4.2e^{−j0.3}.</w:t>
+      </w:r>
+    </w:p>
+    <w:p>
+      <w:pPr>
+        <w:pStyle w:val="ListParagraph"/>
+        <w:numPr>
+          <w:ilvl w:val="0"/>
+          <w:numId w:val="2"/>
+        </w:numPr>
+        <w:spacing w:after="80"/>
+      </w:pPr>
+      <w:r>
+        <w:rPr>
+          <w:rFonts w:ascii="Calibri" w:cs="Calibri" w:eastAsia="Calibri" w:hAnsi="Calibri"/>
+          <w:sz w:val="22"/>
+          <w:szCs w:val="22"/>
+        </w:rPr>
+        <w:t xml:space="preserve">Step 3 — many splits satisfy it. Example 1: A₁ = 4.2, φ₁ = −0.3, A₂ = 0. Example 2: A₁ = 2.1, φ₁ = −0.3 and A₂ = 2.1, φ₂ = +0.3: 2.1e^{−j0.3} + 2.1e^{−j0.3} = 4.2e^{−j0.3} ✓.</w:t>
+      </w:r>
+    </w:p>
+    <w:p>
+      <w:pPr>
+        <w:pStyle w:val="ListParagraph"/>
+        <w:numPr>
+          <w:ilvl w:val="0"/>
+          <w:numId w:val="2"/>
+        </w:numPr>
+        <w:spacing w:after="80"/>
+      </w:pPr>
+      <w:r>
+        <w:rPr>
+          <w:rFonts w:ascii="Calibri" w:cs="Calibri" w:eastAsia="Calibri" w:hAnsi="Calibri"/>
+          <w:sz w:val="22"/>
+          <w:szCs w:val="22"/>
+        </w:rPr>
+        <w:t xml:space="preserve">Answer: no, the split of amplitude and phase between 150 Hz and 650 Hz cannot be recovered from the samples. Reconstruction fails.</w:t>
       </w:r>
     </w:p>
     <w:p>
@@ -922,7 +1866,97 @@
           <w:sz w:val="22"/>
           <w:szCs w:val="22"/>
         </w:rPr>
-        <w:t xml:space="preserve">f₁ ≠ f₂ in [0,f_B]: |f₁ − f₂| ≤ f_B &lt; f_s forces k = 0; 0 &lt; f₁ + f₂ ≤ 2f_B &lt; f_s is not a multiple of f_s. Equality: f_B aliases to −f_B.</w:t>
+        <w:t xml:space="preserve">Claim: if every component has frequency in [0, f_B] and f_s &gt; 2f_B, no two distinct components are aliases.</w:t>
+      </w:r>
+    </w:p>
+    <w:p>
+      <w:pPr>
+        <w:pStyle w:val="ListParagraph"/>
+        <w:numPr>
+          <w:ilvl w:val="0"/>
+          <w:numId w:val="2"/>
+        </w:numPr>
+        <w:spacing w:after="80"/>
+      </w:pPr>
+      <w:r>
+        <w:rPr>
+          <w:rFonts w:ascii="Calibri" w:cs="Calibri" w:eastAsia="Calibri" w:hAnsi="Calibri"/>
+          <w:sz w:val="22"/>
+          <w:szCs w:val="22"/>
+        </w:rPr>
+        <w:t xml:space="preserve">Step 1 — take f₁ ≠ f₂ in [0, f_B]. Alias condition: f₁ − f₂ = kf_s or f₁ + f₂ = kf_s.</w:t>
+      </w:r>
+    </w:p>
+    <w:p>
+      <w:pPr>
+        <w:pStyle w:val="ListParagraph"/>
+        <w:numPr>
+          <w:ilvl w:val="0"/>
+          <w:numId w:val="2"/>
+        </w:numPr>
+        <w:spacing w:after="80"/>
+      </w:pPr>
+      <w:r>
+        <w:rPr>
+          <w:rFonts w:ascii="Calibri" w:cs="Calibri" w:eastAsia="Calibri" w:hAnsi="Calibri"/>
+          <w:sz w:val="22"/>
+          <w:szCs w:val="22"/>
+        </w:rPr>
+        <w:t xml:space="preserve">Step 2 — difference: |f₁ − f₂| ≤ f_B &lt; 2f_B &lt; f_s. A multiple of f_s smaller in size than f_s must be 0 (k = 0), so f₁ = f₂, a contradiction with f₁ ≠ f₂.</w:t>
+      </w:r>
+    </w:p>
+    <w:p>
+      <w:pPr>
+        <w:pStyle w:val="ListParagraph"/>
+        <w:numPr>
+          <w:ilvl w:val="0"/>
+          <w:numId w:val="2"/>
+        </w:numPr>
+        <w:spacing w:after="80"/>
+      </w:pPr>
+      <w:r>
+        <w:rPr>
+          <w:rFonts w:ascii="Calibri" w:cs="Calibri" w:eastAsia="Calibri" w:hAnsi="Calibri"/>
+          <w:sz w:val="22"/>
+          <w:szCs w:val="22"/>
+        </w:rPr>
+        <w:t xml:space="preserve">Step 3 — sum: 0 &lt; f₁ + f₂ ≤ 2f_B &lt; f_s, so the sum lies strictly between 0 and f_s and cannot be a multiple of f_s.</w:t>
+      </w:r>
+    </w:p>
+    <w:p>
+      <w:pPr>
+        <w:pStyle w:val="ListParagraph"/>
+        <w:numPr>
+          <w:ilvl w:val="0"/>
+          <w:numId w:val="2"/>
+        </w:numPr>
+        <w:spacing w:after="80"/>
+      </w:pPr>
+      <w:r>
+        <w:rPr>
+          <w:rFonts w:ascii="Calibri" w:cs="Calibri" w:eastAsia="Calibri" w:hAnsi="Calibri"/>
+          <w:sz w:val="22"/>
+          <w:szCs w:val="22"/>
+        </w:rPr>
+        <w:t xml:space="preserve">Hence no aliases. Numeric check: f_B = 100, f_s = 250 &gt; 200: e.g. f₁ = 80, f₂ = 100: difference 20, sum 180, neither a multiple of 250 ✓.</w:t>
+      </w:r>
+    </w:p>
+    <w:p>
+      <w:pPr>
+        <w:pStyle w:val="ListParagraph"/>
+        <w:numPr>
+          <w:ilvl w:val="0"/>
+          <w:numId w:val="2"/>
+        </w:numPr>
+        <w:spacing w:after="80"/>
+      </w:pPr>
+      <w:r>
+        <w:rPr>
+          <w:rFonts w:ascii="Calibri" w:cs="Calibri" w:eastAsia="Calibri" w:hAnsi="Calibri"/>
+          <w:sz w:val="22"/>
+          <w:szCs w:val="22"/>
+        </w:rPr>
+        <w:t xml:space="preserve">2f_B is the Nyquist rate. Edge case f_s = 2f_B: f_B + f_B = f_s, so f_B is an alias of itself with the − sign (f_B ≡ −f_B).</w:t>
       </w:r>
     </w:p>
     <w:p>
@@ -970,7 +2004,61 @@
           <w:sz w:val="22"/>
           <w:szCs w:val="22"/>
         </w:rPr>
-        <w:t xml:space="preserve">Copies of [0,f_B] at ±f + kf_s. Overlap 2f_B − f_s; no overlap iff f_s &gt; 2f_B.</w:t>
+        <w:t xml:space="preserve">FIGURE: the baseband [0, f_B] copied along the frequency axis. Top axis: copies of the band at f + kf_s (shifted). Bottom axis: reflected copies at −f + kf_s.</w:t>
+      </w:r>
+    </w:p>
+    <w:p>
+      <w:pPr>
+        <w:pStyle w:val="ListParagraph"/>
+        <w:numPr>
+          <w:ilvl w:val="0"/>
+          <w:numId w:val="2"/>
+        </w:numPr>
+        <w:spacing w:after="80"/>
+      </w:pPr>
+      <w:r>
+        <w:rPr>
+          <w:rFonts w:ascii="Calibri" w:cs="Calibri" w:eastAsia="Calibri" w:hAnsi="Calibri"/>
+          <w:sz w:val="22"/>
+          <w:szCs w:val="22"/>
+        </w:rPr>
+        <w:t xml:space="preserve">Step 1 — the first reflected copy runs from f_s − f_B to f_s (the point f = f_B goes to f_s − f_B, f = 0 goes to f_s).</w:t>
+      </w:r>
+    </w:p>
+    <w:p>
+      <w:pPr>
+        <w:pStyle w:val="ListParagraph"/>
+        <w:numPr>
+          <w:ilvl w:val="0"/>
+          <w:numId w:val="2"/>
+        </w:numPr>
+        <w:spacing w:after="80"/>
+      </w:pPr>
+      <w:r>
+        <w:rPr>
+          <w:rFonts w:ascii="Calibri" w:cs="Calibri" w:eastAsia="Calibri" w:hAnsi="Calibri"/>
+          <w:sz w:val="22"/>
+          <w:szCs w:val="22"/>
+        </w:rPr>
+        <w:t xml:space="preserve">Step 2 — it overlaps the baseband [0, f_B] when f_s − f_B &lt; f_B, that is f_s &lt; 2f_B. The overlap width is f_B − (f_s − f_B) = 2f_B − f_s.</w:t>
+      </w:r>
+    </w:p>
+    <w:p>
+      <w:pPr>
+        <w:pStyle w:val="ListParagraph"/>
+        <w:numPr>
+          <w:ilvl w:val="0"/>
+          <w:numId w:val="2"/>
+        </w:numPr>
+        <w:spacing w:after="80"/>
+      </w:pPr>
+      <w:r>
+        <w:rPr>
+          <w:rFonts w:ascii="Calibri" w:cs="Calibri" w:eastAsia="Calibri" w:hAnsi="Calibri"/>
+          <w:sz w:val="22"/>
+          <w:szCs w:val="22"/>
+        </w:rPr>
+        <w:t xml:space="preserve">Step 3 — no overlap exactly when f_s &gt; 2f_B: Nyquist. Example f_B = 100, f_s = 180: overlap = 200 − 180 = 20 Hz.</w:t>
       </w:r>
     </w:p>
     <w:p>
@@ -1018,7 +2106,43 @@
           <w:sz w:val="22"/>
           <w:szCs w:val="22"/>
         </w:rPr>
-        <w:t xml:space="preserve">f_B = 100 Hz. f_s = 250: gaps. f_s = 180: first copy starts at 80 Hz, overlaps by 20 Hz.</w:t>
+        <w:t xml:space="preserve">Data: f_B = 100 Hz.</w:t>
+      </w:r>
+    </w:p>
+    <w:p>
+      <w:pPr>
+        <w:pStyle w:val="ListParagraph"/>
+        <w:numPr>
+          <w:ilvl w:val="0"/>
+          <w:numId w:val="2"/>
+        </w:numPr>
+        <w:spacing w:after="80"/>
+      </w:pPr>
+      <w:r>
+        <w:rPr>
+          <w:rFonts w:ascii="Calibri" w:cs="Calibri" w:eastAsia="Calibri" w:hAnsi="Calibri"/>
+          <w:sz w:val="22"/>
+          <w:szCs w:val="22"/>
+        </w:rPr>
+        <w:t xml:space="preserve">Top, f_s = 250 Hz: the first reflected copy starts at f_s − f_B = 250 − 100 = 150 Hz. The baseband ends at 100, so there is a gap of 150 − 100 = 50 Hz (= f_s − 2f_B = 250 − 200) ✓. No aliasing.</w:t>
+      </w:r>
+    </w:p>
+    <w:p>
+      <w:pPr>
+        <w:pStyle w:val="ListParagraph"/>
+        <w:numPr>
+          <w:ilvl w:val="0"/>
+          <w:numId w:val="2"/>
+        </w:numPr>
+        <w:spacing w:after="80"/>
+      </w:pPr>
+      <w:r>
+        <w:rPr>
+          <w:rFonts w:ascii="Calibri" w:cs="Calibri" w:eastAsia="Calibri" w:hAnsi="Calibri"/>
+          <w:sz w:val="22"/>
+          <w:szCs w:val="22"/>
+        </w:rPr>
+        <w:t xml:space="preserve">Bottom, f_s = 180 Hz: the first reflected copy starts at 180 − 100 = 80 Hz, which is below 100, so it overlaps the baseband on [80, 100]: width 100 − 80 = 20 Hz = 2f_B − f_s = 200 − 180 ✓. Aliasing.</w:t>
       </w:r>
     </w:p>
     <w:p>
@@ -1066,7 +2190,25 @@
           <w:sz w:val="22"/>
           <w:szCs w:val="22"/>
         </w:rPr>
-        <w:t xml:space="preserve">f_s = 2f_B − δ. Find two aliases in [0,f_B]. Hint f + f′ = f_s.</w:t>
+        <w:t xml:space="preserve">Task (5 min): let f_s = 2f_B − δ with 0 &lt; δ &lt; f_B. Find two different frequencies in [0, f_B] that are aliases at this f_s.</w:t>
+      </w:r>
+    </w:p>
+    <w:p>
+      <w:pPr>
+        <w:pStyle w:val="ListParagraph"/>
+        <w:numPr>
+          <w:ilvl w:val="0"/>
+          <w:numId w:val="2"/>
+        </w:numPr>
+        <w:spacing w:after="80"/>
+      </w:pPr>
+      <w:r>
+        <w:rPr>
+          <w:rFonts w:ascii="Calibri" w:cs="Calibri" w:eastAsia="Calibri" w:hAnsi="Calibri"/>
+          <w:sz w:val="22"/>
+          <w:szCs w:val="22"/>
+        </w:rPr>
+        <w:t xml:space="preserve">Hint: use the − family with k = 1: f + f′ = f_s.</w:t>
       </w:r>
     </w:p>
     <w:p>
@@ -1114,7 +2256,115 @@
           <w:sz w:val="22"/>
           <w:szCs w:val="22"/>
         </w:rPr>
-        <w:t xml:space="preserve">− branch, k = 1: f = f_B − δ, f′ = f_B. Check f_B = 100, δ = 20, f_s = 180: f = 80, f′ = 100; Ω = 8π/9, Ω′ = 10π/9 ≡ −Ω. Notebook: same phase fails (error 1.27), negated phase matches (2e−14). More pairs: f_B − δ/2 ∓ ε.</w:t>
+        <w:t xml:space="preserve">Step 1 — the − family with k = 1: f′ = −f + f_s, i.e. f + f′ = f_s = 2f_B − δ.</w:t>
+      </w:r>
+    </w:p>
+    <w:p>
+      <w:pPr>
+        <w:pStyle w:val="ListParagraph"/>
+        <w:numPr>
+          <w:ilvl w:val="0"/>
+          <w:numId w:val="2"/>
+        </w:numPr>
+        <w:spacing w:after="80"/>
+      </w:pPr>
+      <w:r>
+        <w:rPr>
+          <w:rFonts w:ascii="Calibri" w:cs="Calibri" w:eastAsia="Calibri" w:hAnsi="Calibri"/>
+          <w:sz w:val="22"/>
+          <w:szCs w:val="22"/>
+        </w:rPr>
+        <w:t xml:space="preserve">Step 2 — choose f = f_B − δ and f′ = f_B. Sum = f_B − δ + f_B = 2f_B − δ = f_s ✓.</w:t>
+      </w:r>
+    </w:p>
+    <w:p>
+      <w:pPr>
+        <w:pStyle w:val="ListParagraph"/>
+        <w:numPr>
+          <w:ilvl w:val="0"/>
+          <w:numId w:val="2"/>
+        </w:numPr>
+        <w:spacing w:after="80"/>
+      </w:pPr>
+      <w:r>
+        <w:rPr>
+          <w:rFonts w:ascii="Calibri" w:cs="Calibri" w:eastAsia="Calibri" w:hAnsi="Calibri"/>
+          <w:sz w:val="22"/>
+          <w:szCs w:val="22"/>
+        </w:rPr>
+        <w:t xml:space="preserve">Step 3 — both are in the band: f′ = f_B is at the top edge, and f = f_B − δ &gt; 0 because δ &lt; f_B.</w:t>
+      </w:r>
+    </w:p>
+    <w:p>
+      <w:pPr>
+        <w:pStyle w:val="ListParagraph"/>
+        <w:numPr>
+          <w:ilvl w:val="0"/>
+          <w:numId w:val="2"/>
+        </w:numPr>
+        <w:spacing w:after="80"/>
+      </w:pPr>
+      <w:r>
+        <w:rPr>
+          <w:rFonts w:ascii="Calibri" w:cs="Calibri" w:eastAsia="Calibri" w:hAnsi="Calibri"/>
+          <w:sz w:val="22"/>
+          <w:szCs w:val="22"/>
+        </w:rPr>
+        <w:t xml:space="preserve">Numeric check: f_B = 100, δ = 20, f_s = 180: f = 80, f′ = 100. Ω = 2π(80)/180 = 8π/9 = 0.8889π. Ω′ = 2π(100)/180 = 10π/9 = 1.1111π = 2π − 8π/9 ≡ −Ω ✓ (aliases, phase flips).</w:t>
+      </w:r>
+    </w:p>
+    <w:p>
+      <w:pPr>
+        <w:pStyle w:val="ListParagraph"/>
+        <w:numPr>
+          <w:ilvl w:val="0"/>
+          <w:numId w:val="2"/>
+        </w:numPr>
+        <w:spacing w:after="80"/>
+      </w:pPr>
+      <w:r>
+        <w:rPr>
+          <w:rFonts w:ascii="Calibri" w:cs="Calibri" w:eastAsia="Calibri" w:hAnsi="Calibri"/>
+          <w:sz w:val="22"/>
+          <w:szCs w:val="22"/>
+        </w:rPr>
+        <w:t xml:space="preserve">More pairs: f = f_B − δ/2 − ε and f′ = f_B − δ/2 + ε with 0 ≤ ε ≤ δ/2 (sum = 2f_B − δ ✓). ε = 0: the fold point f_B − δ/2 (90 Hz in the example) is an alias of itself; ε = δ/2: the pair above.</w:t>
+      </w:r>
+    </w:p>
+    <w:p>
+      <w:pPr>
+        <w:pStyle w:val="ListParagraph"/>
+        <w:numPr>
+          <w:ilvl w:val="0"/>
+          <w:numId w:val="2"/>
+        </w:numPr>
+        <w:spacing w:after="80"/>
+      </w:pPr>
+      <w:r>
+        <w:rPr>
+          <w:rFonts w:ascii="Calibri" w:cs="Calibri" w:eastAsia="Calibri" w:hAnsi="Calibri"/>
+          <w:sz w:val="22"/>
+          <w:szCs w:val="22"/>
+        </w:rPr>
+        <w:t xml:space="preserve">Notebook: with the SAME phase the two signals differ (max error 1.27); with the phase negated they match (≈ 2e−14).</w:t>
+      </w:r>
+    </w:p>
+    <w:p>
+      <w:pPr>
+        <w:pStyle w:val="ListParagraph"/>
+        <w:numPr>
+          <w:ilvl w:val="0"/>
+          <w:numId w:val="2"/>
+        </w:numPr>
+        <w:spacing w:after="80"/>
+      </w:pPr>
+      <w:r>
+        <w:rPr>
+          <w:rFonts w:ascii="Calibri" w:cs="Calibri" w:eastAsia="Calibri" w:hAnsi="Calibri"/>
+          <w:sz w:val="22"/>
+          <w:szCs w:val="22"/>
+        </w:rPr>
+        <w:t xml:space="preserve">Why it matters: any f_s &lt; 2f_B aliases some pair, so the anti-aliasing filter must remove content above f_s/2 before sampling to enforce the band f_B.</w:t>
       </w:r>
     </w:p>
     <w:p>
@@ -1162,25 +2412,79 @@
           <w:sz w:val="22"/>
           <w:szCs w:val="22"/>
         </w:rPr>
-        <w:t xml:space="preserve">Telephone f_B = 3400 → 2f_B = 6800, f_s = 8000, guard 600 Hz. CD f_B = 20 kHz → 40 kHz, f_s = 44.1 kHz, guard 2050 Hz.</w:t>
-      </w:r>
-    </w:p>
-    <w:p>
-      <w:pPr>
-        <w:pStyle w:val="ListParagraph"/>
-        <w:numPr>
-          <w:ilvl w:val="0"/>
-          <w:numId w:val="2"/>
-        </w:numPr>
-        <w:spacing w:after="80"/>
-      </w:pPr>
-      <w:r>
-        <w:rPr>
-          <w:rFonts w:ascii="Calibri" w:cs="Calibri" w:eastAsia="Calibri" w:hAnsi="Calibri"/>
-          <w:sz w:val="22"/>
-          <w:szCs w:val="22"/>
-        </w:rPr>
-        <w:t xml:space="preserve">7 kHz noise at f_s = 10 kHz: d = −3000, folds to 3 kHz (phase flipped), inside the 0–5 kHz band: filter before the sampler.</w:t>
+        <w:t xml:space="preserve">Rule: f_s &gt; 2f_B plus a guard band, because real analog filters cannot cut off sharply.</w:t>
+      </w:r>
+    </w:p>
+    <w:p>
+      <w:pPr>
+        <w:pStyle w:val="ListParagraph"/>
+        <w:numPr>
+          <w:ilvl w:val="0"/>
+          <w:numId w:val="2"/>
+        </w:numPr>
+        <w:spacing w:after="80"/>
+      </w:pPr>
+      <w:r>
+        <w:rPr>
+          <w:rFonts w:ascii="Calibri" w:cs="Calibri" w:eastAsia="Calibri" w:hAnsi="Calibri"/>
+          <w:sz w:val="22"/>
+          <w:szCs w:val="22"/>
+        </w:rPr>
+        <w:t xml:space="preserve">Telephone: f_B = 3400 Hz ⇒ 2f_B = 6800 Hz; f_s used = 8000 Hz; guard f_s/2 − f_B = 4000 − 3400 = 600 Hz.</w:t>
+      </w:r>
+    </w:p>
+    <w:p>
+      <w:pPr>
+        <w:pStyle w:val="ListParagraph"/>
+        <w:numPr>
+          <w:ilvl w:val="0"/>
+          <w:numId w:val="2"/>
+        </w:numPr>
+        <w:spacing w:after="80"/>
+      </w:pPr>
+      <w:r>
+        <w:rPr>
+          <w:rFonts w:ascii="Calibri" w:cs="Calibri" w:eastAsia="Calibri" w:hAnsi="Calibri"/>
+          <w:sz w:val="22"/>
+          <w:szCs w:val="22"/>
+        </w:rPr>
+        <w:t xml:space="preserve">Audio CD: f_B = 20 000 Hz ⇒ 2f_B = 40 000 Hz; f_s used = 44 100 Hz; guard f_s/2 − f_B = 22 050 − 20 000 = 2050 Hz.</w:t>
+      </w:r>
+    </w:p>
+    <w:p>
+      <w:pPr>
+        <w:pStyle w:val="ListParagraph"/>
+        <w:numPr>
+          <w:ilvl w:val="0"/>
+          <w:numId w:val="2"/>
+        </w:numPr>
+        <w:spacing w:after="80"/>
+      </w:pPr>
+      <w:r>
+        <w:rPr>
+          <w:rFonts w:ascii="Calibri" w:cs="Calibri" w:eastAsia="Calibri" w:hAnsi="Calibri"/>
+          <w:sz w:val="22"/>
+          <w:szCs w:val="22"/>
+        </w:rPr>
+        <w:t xml:space="preserve">Why filter first: f_s = 10 kHz and a 7 kHz noise tone. Step 1: f/f_s = 0.7 ⇒ k = round(0.7) = 1. Step 2: d = 7000 − 10 000 = −3000 Hz. Step 3: f_a = |d| = 3000 Hz, phase flipped. The noise lands inside the wanted 0 to 5 kHz band and after sampling is indistinguishable from a true 3 kHz signal.</w:t>
+      </w:r>
+    </w:p>
+    <w:p>
+      <w:pPr>
+        <w:pStyle w:val="ListParagraph"/>
+        <w:numPr>
+          <w:ilvl w:val="0"/>
+          <w:numId w:val="2"/>
+        </w:numPr>
+        <w:spacing w:after="80"/>
+      </w:pPr>
+      <w:r>
+        <w:rPr>
+          <w:rFonts w:ascii="Calibri" w:cs="Calibri" w:eastAsia="Calibri" w:hAnsi="Calibri"/>
+          <w:sz w:val="22"/>
+          <w:szCs w:val="22"/>
+        </w:rPr>
+        <w:t xml:space="preserve">Check with the alias rule: 7000 + 3000 = 10 000 = f_s ✓. So an analog low-pass (anti-aliasing) filter removes everything above f_s/2 = 5 kHz before the sampler.</w:t>
       </w:r>
     </w:p>
     <w:p>
@@ -1228,7 +2532,115 @@
           <w:sz w:val="22"/>
           <w:szCs w:val="22"/>
         </w:rPr>
-        <w:t xml:space="preserve">x(t) = cos(2π50t) + cos(2π350t), f_s = 400. Ω₁ = π/4, Ω₂ = 7π/4 = 2π − π/4 ≡ −Ω₁; f₁ + f₂ = 400 = f_s. x[n] = 2cos(πn/4).</w:t>
+        <w:t xml:space="preserve">Given: x(t) = cos(2π·50t) + cos(2π·350t), f_s = 400 samples/s.</w:t>
+      </w:r>
+    </w:p>
+    <w:p>
+      <w:pPr>
+        <w:pStyle w:val="ListParagraph"/>
+        <w:numPr>
+          <w:ilvl w:val="0"/>
+          <w:numId w:val="2"/>
+        </w:numPr>
+        <w:spacing w:after="80"/>
+      </w:pPr>
+      <w:r>
+        <w:rPr>
+          <w:rFonts w:ascii="Calibri" w:cs="Calibri" w:eastAsia="Calibri" w:hAnsi="Calibri"/>
+          <w:sz w:val="22"/>
+          <w:szCs w:val="22"/>
+        </w:rPr>
+        <w:t xml:space="preserve">Step 1 — DT frequencies: Ω₁ = 2π(50)/400 = π/4; Ω₂ = 2π(350)/400 = 7π/4.</w:t>
+      </w:r>
+    </w:p>
+    <w:p>
+      <w:pPr>
+        <w:pStyle w:val="ListParagraph"/>
+        <w:numPr>
+          <w:ilvl w:val="0"/>
+          <w:numId w:val="2"/>
+        </w:numPr>
+        <w:spacing w:after="80"/>
+      </w:pPr>
+      <w:r>
+        <w:rPr>
+          <w:rFonts w:ascii="Calibri" w:cs="Calibri" w:eastAsia="Calibri" w:hAnsi="Calibri"/>
+          <w:sz w:val="22"/>
+          <w:szCs w:val="22"/>
+        </w:rPr>
+        <w:t xml:space="preserve">Step 2 — compare: 7π/4 = 2π − π/4, so Ω₂ ≡ −Ω₁ (mod 2π, i.e. up to whole turns; ≡ means 'same up to 2π').</w:t>
+      </w:r>
+    </w:p>
+    <w:p>
+      <w:pPr>
+        <w:pStyle w:val="ListParagraph"/>
+        <w:numPr>
+          <w:ilvl w:val="0"/>
+          <w:numId w:val="2"/>
+        </w:numPr>
+        <w:spacing w:after="80"/>
+      </w:pPr>
+      <w:r>
+        <w:rPr>
+          <w:rFonts w:ascii="Calibri" w:cs="Calibri" w:eastAsia="Calibri" w:hAnsi="Calibri"/>
+          <w:sz w:val="22"/>
+          <w:szCs w:val="22"/>
+        </w:rPr>
+        <w:t xml:space="preserve">Step 3 — cos(Ω₂n) = cos(2πn − (π/4)n) = cos(−(π/4)n) = cos((π/4)n) since 2πn is a whole number of turns and cos is even. Same as f₁ + f₂ = 50 + 350 = 400 = f_s ✓.</w:t>
+      </w:r>
+    </w:p>
+    <w:p>
+      <w:pPr>
+        <w:pStyle w:val="ListParagraph"/>
+        <w:numPr>
+          <w:ilvl w:val="0"/>
+          <w:numId w:val="2"/>
+        </w:numPr>
+        <w:spacing w:after="80"/>
+      </w:pPr>
+      <w:r>
+        <w:rPr>
+          <w:rFonts w:ascii="Calibri" w:cs="Calibri" w:eastAsia="Calibri" w:hAnsi="Calibri"/>
+          <w:sz w:val="22"/>
+          <w:szCs w:val="22"/>
+        </w:rPr>
+        <w:t xml:space="preserve">Step 4 — so x[n] = cos((π/4)n) + cos((π/4)n) = 2cos((π/4)n): n = 0: 2; n = 1: 2(0.7071) = 1.414; n = 2: 0; n = 3: −1.414; n = 4: −2.</w:t>
+      </w:r>
+    </w:p>
+    <w:p>
+      <w:pPr>
+        <w:pStyle w:val="ListParagraph"/>
+        <w:numPr>
+          <w:ilvl w:val="0"/>
+          <w:numId w:val="2"/>
+        </w:numPr>
+        <w:spacing w:after="80"/>
+      </w:pPr>
+      <w:r>
+        <w:rPr>
+          <w:rFonts w:ascii="Calibri" w:cs="Calibri" w:eastAsia="Calibri" w:hAnsi="Calibri"/>
+          <w:sz w:val="22"/>
+          <w:szCs w:val="22"/>
+        </w:rPr>
+        <w:t xml:space="preserve">Check n = 1 directly: cos(π/4) + cos(7π/4) = 0.7071 + 0.7071 = 1.4142 ✓.</w:t>
+      </w:r>
+    </w:p>
+    <w:p>
+      <w:pPr>
+        <w:pStyle w:val="ListParagraph"/>
+        <w:numPr>
+          <w:ilvl w:val="0"/>
+          <w:numId w:val="2"/>
+        </w:numPr>
+        <w:spacing w:after="80"/>
+      </w:pPr>
+      <w:r>
+        <w:rPr>
+          <w:rFonts w:ascii="Calibri" w:cs="Calibri" w:eastAsia="Calibri" w:hAnsi="Calibri"/>
+          <w:sz w:val="22"/>
+          <w:szCs w:val="22"/>
+        </w:rPr>
+        <w:t xml:space="preserve">Consequence: the two components merged; from x[n] we cannot tell whether the 350 Hz part was present, so x(t) cannot be reconstructed.</w:t>
       </w:r>
     </w:p>
     <w:p>
@@ -1276,7 +2688,43 @@
           <w:sz w:val="22"/>
           <w:szCs w:val="22"/>
         </w:rPr>
-        <w:t xml:space="preserve">FIGURE: the sum (blue) and 2cos(2π50t) (red dashed) pass through every sample; x[n] = 2, 1.414, 0, −1.414, −2, ...</w:t>
+        <w:t xml:space="preserve">FIGURE: blue = the sum cos(2π50t) + cos(2π350t), a fast 350 Hz ripple on a 50 Hz wave. Red dashed = 2cos(2π50t).</w:t>
+      </w:r>
+    </w:p>
+    <w:p>
+      <w:pPr>
+        <w:pStyle w:val="ListParagraph"/>
+        <w:numPr>
+          <w:ilvl w:val="0"/>
+          <w:numId w:val="2"/>
+        </w:numPr>
+        <w:spacing w:after="80"/>
+      </w:pPr>
+      <w:r>
+        <w:rPr>
+          <w:rFonts w:ascii="Calibri" w:cs="Calibri" w:eastAsia="Calibri" w:hAnsi="Calibri"/>
+          <w:sz w:val="22"/>
+          <w:szCs w:val="22"/>
+        </w:rPr>
+        <w:t xml:space="preserve">Black dots every 1/400 s = 2.5 ms. Values at the dots: n = 0: 1 + 1 = 2; n = 1 (t = 2.5 ms): cos(0.7854) + cos(5.4978) = 0.7071 + 0.7071 = 1.414; n = 2 (5 ms): 0 + 0 = 0; n = 3: −1.414; n = 4: −2.</w:t>
+      </w:r>
+    </w:p>
+    <w:p>
+      <w:pPr>
+        <w:pStyle w:val="ListParagraph"/>
+        <w:numPr>
+          <w:ilvl w:val="0"/>
+          <w:numId w:val="2"/>
+        </w:numPr>
+        <w:spacing w:after="80"/>
+      </w:pPr>
+      <w:r>
+        <w:rPr>
+          <w:rFonts w:ascii="Calibri" w:cs="Calibri" w:eastAsia="Calibri" w:hAnsi="Calibri"/>
+          <w:sz w:val="22"/>
+          <w:szCs w:val="22"/>
+        </w:rPr>
+        <w:t xml:space="preserve">Red at the same times: 2cos(2π·50·0.0025) = 2cos(0.7854) = 1.414 ✓. Both curves pass through every dot.</w:t>
       </w:r>
     </w:p>
     <w:p>
@@ -1324,7 +2772,97 @@
           <w:sz w:val="22"/>
           <w:szCs w:val="22"/>
         </w:rPr>
-        <w:t xml:space="preserve">One family only; phase on the − branch; Nyquist rate (2f_B) vs Nyquist frequency (f_s/2); strict inequality (sin sampled at 2f gives 0); filter before the sampler; Hz vs rad/sample.</w:t>
+        <w:t xml:space="preserve">01 One family only: for 150 Hz at f_s = 400, the + family alone gives 150, 550, 950, 1350, 1750 and misses 250, 650, 1050, 1450, 1850 (half of them).</w:t>
+      </w:r>
+    </w:p>
+    <w:p>
+      <w:pPr>
+        <w:pStyle w:val="ListParagraph"/>
+        <w:numPr>
+          <w:ilvl w:val="0"/>
+          <w:numId w:val="2"/>
+        </w:numPr>
+        <w:spacing w:after="80"/>
+      </w:pPr>
+      <w:r>
+        <w:rPr>
+          <w:rFonts w:ascii="Calibri" w:cs="Calibri" w:eastAsia="Calibri" w:hAnsi="Calibri"/>
+          <w:sz w:val="22"/>
+          <w:szCs w:val="22"/>
+        </w:rPr>
+        <w:t xml:space="preserve">02 Phase on the − branch: 650 Hz needs +0.3, not −0.3 (4.2cos(10.2102 − 0.3) = −3.7149 is wrong, −1.9596 is right).</w:t>
+      </w:r>
+    </w:p>
+    <w:p>
+      <w:pPr>
+        <w:pStyle w:val="ListParagraph"/>
+        <w:numPr>
+          <w:ilvl w:val="0"/>
+          <w:numId w:val="2"/>
+        </w:numPr>
+        <w:spacing w:after="80"/>
+      </w:pPr>
+      <w:r>
+        <w:rPr>
+          <w:rFonts w:ascii="Calibri" w:cs="Calibri" w:eastAsia="Calibri" w:hAnsi="Calibri"/>
+          <w:sz w:val="22"/>
+          <w:szCs w:val="22"/>
+        </w:rPr>
+        <w:t xml:space="preserve">03 Nyquist RATE = 2f_B (e.g. 200 Hz for f_B = 100); Nyquist FREQUENCY = f_s/2 (200 Hz when f_s = 400). Different things.</w:t>
+      </w:r>
+    </w:p>
+    <w:p>
+      <w:pPr>
+        <w:pStyle w:val="ListParagraph"/>
+        <w:numPr>
+          <w:ilvl w:val="0"/>
+          <w:numId w:val="2"/>
+        </w:numPr>
+        <w:spacing w:after="80"/>
+      </w:pPr>
+      <w:r>
+        <w:rPr>
+          <w:rFonts w:ascii="Calibri" w:cs="Calibri" w:eastAsia="Calibri" w:hAnsi="Calibri"/>
+          <w:sz w:val="22"/>
+          <w:szCs w:val="22"/>
+        </w:rPr>
+        <w:t xml:space="preserve">04 Strict inequality f_s &gt; 2f_B: sin(2πft) sampled at f_s = 2f gives sin(2πf·n/(2f)) = sin(πn) = 0 for every n, all information lost.</w:t>
+      </w:r>
+    </w:p>
+    <w:p>
+      <w:pPr>
+        <w:pStyle w:val="ListParagraph"/>
+        <w:numPr>
+          <w:ilvl w:val="0"/>
+          <w:numId w:val="2"/>
+        </w:numPr>
+        <w:spacing w:after="80"/>
+      </w:pPr>
+      <w:r>
+        <w:rPr>
+          <w:rFonts w:ascii="Calibri" w:cs="Calibri" w:eastAsia="Calibri" w:hAnsi="Calibri"/>
+          <w:sz w:val="22"/>
+          <w:szCs w:val="22"/>
+        </w:rPr>
+        <w:t xml:space="preserve">05 Filter before the sampler: afterwards 7 kHz and 3 kHz look the same (f_s = 10 kHz).</w:t>
+      </w:r>
+    </w:p>
+    <w:p>
+      <w:pPr>
+        <w:pStyle w:val="ListParagraph"/>
+        <w:numPr>
+          <w:ilvl w:val="0"/>
+          <w:numId w:val="2"/>
+        </w:numPr>
+        <w:spacing w:after="80"/>
+      </w:pPr>
+      <w:r>
+        <w:rPr>
+          <w:rFonts w:ascii="Calibri" w:cs="Calibri" w:eastAsia="Calibri" w:hAnsi="Calibri"/>
+          <w:sz w:val="22"/>
+          <w:szCs w:val="22"/>
+        </w:rPr>
+        <w:t xml:space="preserve">06 Symbols: f in Hz, Ω in rad/sample, Ω = 2πf/f_s; no Hz inside a DT formula.</w:t>
       </w:r>
     </w:p>
     <w:p>
